--- a/RA1 - Seguretat passiva/AA2 - Sistemes alimentacio ininterrompuda/T05_Temari_SAI.docx
+++ b/RA1 - Seguretat passiva/AA2 - Sistemes alimentacio ininterrompuda/T05_Temari_SAI.docx
@@ -328,6 +328,17 @@
       </w:r>
     </w:p>
     <w:p>
+      <w:r>
+        <w:rPr>
+          <w:b/>
+        </w:rPr>
+        <w:t xml:space="preserve">Important: </w:t>
+      </w:r>
+      <w:r>
+        <w:t>els llamps poden provocar sobretensions tan altes que els descarregadors de sobretensió no les puguin filtrar. Per augmentar-ne la protecció, cal desendollar els ordinadors quan no s'utilitzen o en cas de tempesta.</w:t>
+      </w:r>
+    </w:p>
+    <w:p>
       <w:pPr>
         <w:pStyle w:val="Heading1"/>
         <w:spacing w:after="180" w:before="400"/>
@@ -457,6 +468,58 @@
     </w:p>
     <w:p>
       <w:pPr>
+        <w:jc w:val="center"/>
+      </w:pPr>
+      <w:r>
+        <w:drawing>
+          <wp:inline xmlns:a="http://schemas.openxmlformats.org/drawingml/2006/main" xmlns:pic="http://schemas.openxmlformats.org/drawingml/2006/picture">
+            <wp:extent cx="2377440" cy="2591946"/>
+            <wp:docPr id="1" name="Picture 1"/>
+            <wp:cNvGraphicFramePr>
+              <a:graphicFrameLocks noChangeAspect="1"/>
+            </wp:cNvGraphicFramePr>
+            <a:graphic>
+              <a:graphicData uri="http://schemas.openxmlformats.org/drawingml/2006/picture">
+                <pic:pic>
+                  <pic:nvPicPr>
+                    <pic:cNvPr id="0" name="foto_sai_apc_davant.png"/>
+                    <pic:cNvPicPr/>
+                  </pic:nvPicPr>
+                  <pic:blipFill>
+                    <a:blip r:embed="rId8"/>
+                    <a:stretch>
+                      <a:fillRect/>
+                    </a:stretch>
+                  </pic:blipFill>
+                  <pic:spPr>
+                    <a:xfrm>
+                      <a:off x="0" y="0"/>
+                      <a:ext cx="2377440" cy="2591946"/>
+                    </a:xfrm>
+                    <a:prstGeom prst="rect"/>
+                  </pic:spPr>
+                </pic:pic>
+              </a:graphicData>
+            </a:graphic>
+          </wp:inline>
+        </w:drawing>
+      </w:r>
+    </w:p>
+    <w:p>
+      <w:pPr>
+        <w:jc w:val="center"/>
+      </w:pPr>
+      <w:r>
+        <w:rPr>
+          <w:i/>
+          <w:color w:val="5B6B77"/>
+          <w:sz w:val="19"/>
+        </w:rPr>
+        <w:t>SAI de la companyia APC (part davantera): el panell frontal mostra l'estat i els indicadors de línia/bateria.</w:t>
+      </w:r>
+    </w:p>
+    <w:p>
+      <w:pPr>
         <w:pStyle w:val="Heading1"/>
         <w:spacing w:after="180" w:before="400"/>
       </w:pPr>
@@ -564,6 +627,58 @@
           <w:szCs w:val="22"/>
         </w:rPr>
         <w:t xml:space="preserve">Programari de control: monitoratge des de l'ordinador.</w:t>
+      </w:r>
+    </w:p>
+    <w:p>
+      <w:pPr>
+        <w:jc w:val="center"/>
+      </w:pPr>
+      <w:r>
+        <w:drawing>
+          <wp:inline xmlns:a="http://schemas.openxmlformats.org/drawingml/2006/main" xmlns:pic="http://schemas.openxmlformats.org/drawingml/2006/picture">
+            <wp:extent cx="2011680" cy="3530704"/>
+            <wp:docPr id="2" name="Picture 2"/>
+            <wp:cNvGraphicFramePr>
+              <a:graphicFrameLocks noChangeAspect="1"/>
+            </wp:cNvGraphicFramePr>
+            <a:graphic>
+              <a:graphicData uri="http://schemas.openxmlformats.org/drawingml/2006/picture">
+                <pic:pic>
+                  <pic:nvPicPr>
+                    <pic:cNvPr id="0" name="foto_sai_apc_darrere.png"/>
+                    <pic:cNvPicPr/>
+                  </pic:nvPicPr>
+                  <pic:blipFill>
+                    <a:blip r:embed="rId9"/>
+                    <a:stretch>
+                      <a:fillRect/>
+                    </a:stretch>
+                  </pic:blipFill>
+                  <pic:spPr>
+                    <a:xfrm>
+                      <a:off x="0" y="0"/>
+                      <a:ext cx="2011680" cy="3530704"/>
+                    </a:xfrm>
+                    <a:prstGeom prst="rect"/>
+                  </pic:spPr>
+                </pic:pic>
+              </a:graphicData>
+            </a:graphic>
+          </wp:inline>
+        </w:drawing>
+      </w:r>
+    </w:p>
+    <w:p>
+      <w:pPr>
+        <w:jc w:val="center"/>
+      </w:pPr>
+      <w:r>
+        <w:rPr>
+          <w:i/>
+          <w:color w:val="5B6B77"/>
+          <w:sz w:val="19"/>
+        </w:rPr>
+        <w:t>SAI de la companyia APC (part posterior): s'hi veuen els connectors de sortida i l'interruptor principal.</w:t>
       </w:r>
     </w:p>
     <w:p>
@@ -1149,6 +1264,58 @@
     </w:p>
     <w:p>
       <w:pPr>
+        <w:jc w:val="center"/>
+      </w:pPr>
+      <w:r>
+        <w:drawing>
+          <wp:inline xmlns:a="http://schemas.openxmlformats.org/drawingml/2006/main" xmlns:pic="http://schemas.openxmlformats.org/drawingml/2006/picture">
+            <wp:extent cx="5486400" cy="3031958"/>
+            <wp:docPr id="3" name="Picture 3"/>
+            <wp:cNvGraphicFramePr>
+              <a:graphicFrameLocks noChangeAspect="1"/>
+            </wp:cNvGraphicFramePr>
+            <a:graphic>
+              <a:graphicData uri="http://schemas.openxmlformats.org/drawingml/2006/picture">
+                <pic:pic>
+                  <pic:nvPicPr>
+                    <pic:cNvPr id="0" name="sai_tipus_transferencia.png"/>
+                    <pic:cNvPicPr/>
+                  </pic:nvPicPr>
+                  <pic:blipFill>
+                    <a:blip r:embed="rId10"/>
+                    <a:stretch>
+                      <a:fillRect/>
+                    </a:stretch>
+                  </pic:blipFill>
+                  <pic:spPr>
+                    <a:xfrm>
+                      <a:off x="0" y="0"/>
+                      <a:ext cx="5486400" cy="3031958"/>
+                    </a:xfrm>
+                    <a:prstGeom prst="rect"/>
+                  </pic:spPr>
+                </pic:pic>
+              </a:graphicData>
+            </a:graphic>
+          </wp:inline>
+        </w:drawing>
+      </w:r>
+    </w:p>
+    <w:p>
+      <w:pPr>
+        <w:jc w:val="center"/>
+      </w:pPr>
+      <w:r>
+        <w:rPr>
+          <w:i/>
+          <w:color w:val="5B6B77"/>
+          <w:sz w:val="19"/>
+        </w:rPr>
+        <w:t>Com més curt el temps de transferència, més robusta la protecció: el SAI online no en té gens.</w:t>
+      </w:r>
+    </w:p>
+    <w:p>
+      <w:pPr>
         <w:pStyle w:val="Heading1"/>
         <w:spacing w:after="180" w:before="400"/>
       </w:pPr>
@@ -1554,6 +1721,58 @@
           <w:szCs w:val="21"/>
         </w:rPr>
         <w:t xml:space="preserve">Error habitual: un SAI de 300 W / 500 VA NO serveix per a una càrrega de 400 W, encara que "400 no arribi a 500". Cal comparar W amb W, mai W amb VA.</w:t>
+      </w:r>
+    </w:p>
+    <w:p>
+      <w:pPr>
+        <w:jc w:val="center"/>
+      </w:pPr>
+      <w:r>
+        <w:drawing>
+          <wp:inline xmlns:a="http://schemas.openxmlformats.org/drawingml/2006/main" xmlns:pic="http://schemas.openxmlformats.org/drawingml/2006/picture">
+            <wp:extent cx="4572000" cy="3000375"/>
+            <wp:docPr id="4" name="Picture 4"/>
+            <wp:cNvGraphicFramePr>
+              <a:graphicFrameLocks noChangeAspect="1"/>
+            </wp:cNvGraphicFramePr>
+            <a:graphic>
+              <a:graphicData uri="http://schemas.openxmlformats.org/drawingml/2006/picture">
+                <pic:pic>
+                  <pic:nvPicPr>
+                    <pic:cNvPr id="0" name="w_vs_va.png"/>
+                    <pic:cNvPicPr/>
+                  </pic:nvPicPr>
+                  <pic:blipFill>
+                    <a:blip r:embed="rId11"/>
+                    <a:stretch>
+                      <a:fillRect/>
+                    </a:stretch>
+                  </pic:blipFill>
+                  <pic:spPr>
+                    <a:xfrm>
+                      <a:off x="0" y="0"/>
+                      <a:ext cx="4572000" cy="3000375"/>
+                    </a:xfrm>
+                    <a:prstGeom prst="rect"/>
+                  </pic:spPr>
+                </pic:pic>
+              </a:graphicData>
+            </a:graphic>
+          </wp:inline>
+        </w:drawing>
+      </w:r>
+    </w:p>
+    <w:p>
+      <w:pPr>
+        <w:jc w:val="center"/>
+      </w:pPr>
+      <w:r>
+        <w:rPr>
+          <w:i/>
+          <w:color w:val="5B6B77"/>
+          <w:sz w:val="19"/>
+        </w:rPr>
+        <w:t>La potència real (W) s'obté multiplicant la potència aparent (VA) pel factor de potència (FP).</w:t>
       </w:r>
     </w:p>
     <w:p>
